--- a/app/forms/incident_form_filled.docx
+++ b/app/forms/incident_form_filled.docx
@@ -317,7 +317,7 @@
                 <w:sz w:val="22"/>
                 <w:rtl w:val="0"/>
               </w:rPr>
-              <w:t>2026-02-19</w:t>
+              <w:t>2026-02-20</w:t>
             </w:r>
           </w:p>
         </w:tc>
@@ -349,6 +349,7 @@
                 <w:sz w:val="22"/>
                 <w:rtl w:val="0"/>
               </w:rPr>
+              <w:t>18:18</w:t>
             </w:r>
           </w:p>
         </w:tc>
@@ -391,7 +392,7 @@
                 <w:sz w:val="22"/>
                 <w:rtl w:val="0"/>
               </w:rPr>
-              <w:t>2026-02-19</w:t>
+              <w:t>2026-02-20</w:t>
             </w:r>
             <w:r>
               <w:rPr>
@@ -428,7 +429,7 @@
                 <w:sz w:val="22"/>
                 <w:rtl w:val="0"/>
               </w:rPr>
-              <w:t>16:12</w:t>
+              <w:t>18:12</w:t>
             </w:r>
           </w:p>
         </w:tc>
@@ -477,6 +478,7 @@
                 <w:sz w:val="22"/>
                 <w:rtl w:val="0"/>
               </w:rPr>
+              <w:t>Mia</w:t>
             </w:r>
           </w:p>
         </w:tc>
@@ -613,6 +615,7 @@
                 <w:sz w:val="22"/>
                 <w:rtl w:val="0"/>
               </w:rPr>
+              <w:t>edde</w:t>
             </w:r>
           </w:p>
         </w:tc>
@@ -685,7 +688,7 @@
                 <w:sz w:val="22"/>
                 <w:rtl w:val="0"/>
               </w:rPr>
-              <w:t>N/A</w:t>
+              <w:t>Assault</w:t>
             </w:r>
           </w:p>
         </w:tc>
@@ -733,7 +736,7 @@
                 <w:sz w:val="22"/>
                 <w:rtl w:val="0"/>
               </w:rPr>
-              <w:t>N/A</w:t>
+              <w:t>Fire/Safety</w:t>
             </w:r>
           </w:p>
         </w:tc>
@@ -789,6 +792,7 @@
                 <w:szCs w:val="24"/>
                 <w:rtl w:val="0"/>
               </w:rPr>
+              <w:t>stolen theft</w:t>
             </w:r>
           </w:p>
         </w:tc>
@@ -840,6 +844,7 @@
                 <w:sz w:val="22"/>
                 <w:rtl w:val="0"/>
               </w:rPr>
+              <w:t>Recovered</w:t>
             </w:r>
           </w:p>
         </w:tc>
@@ -968,7 +973,7 @@
                     <a:graphicData uri="http://schemas.openxmlformats.org/drawingml/2006/picture">
                       <pic:pic>
                         <pic:nvPicPr>
-                          <pic:cNvPr id="0" name="code-page.png"/>
+                          <pic:cNvPr id="0" name="Licence_Status_Pending.png"/>
                           <pic:cNvPicPr/>
                         </pic:nvPicPr>
                         <pic:blipFill>
@@ -1126,7 +1131,7 @@
                 <w:sz w:val="22"/>
                 <w:rtl w:val="0"/>
               </w:rPr>
-              <w:t>NO</w:t>
+              <w:t>YES</w:t>
             </w:r>
           </w:p>
         </w:tc>
@@ -1158,6 +1163,7 @@
                 <w:sz w:val="22"/>
                 <w:rtl w:val="0"/>
               </w:rPr>
+              <w:t>18:18</w:t>
             </w:r>
           </w:p>
         </w:tc>
@@ -1212,6 +1218,7 @@
                 <w:sz w:val="22"/>
                 <w:rtl w:val="0"/>
               </w:rPr>
+              <w:t>18:18</w:t>
             </w:r>
           </w:p>
         </w:tc>
@@ -1280,6 +1287,7 @@
                 <w:sz w:val="22"/>
                 <w:rtl w:val="0"/>
               </w:rPr>
+              <w:t>CBD</w:t>
             </w:r>
           </w:p>
         </w:tc>
@@ -1349,6 +1357,7 @@
                 <w:sz w:val="22"/>
                 <w:rtl w:val="0"/>
               </w:rPr>
+              <w:t>Michael</w:t>
             </w:r>
           </w:p>
         </w:tc>
@@ -1471,6 +1480,7 @@
                 <w:sz w:val="22"/>
                 <w:rtl w:val="0"/>
               </w:rPr>
+              <w:t>Employee</w:t>
             </w:r>
             <w:r>
               <w:rPr>
@@ -1529,6 +1539,7 @@
                 <w:sz w:val="22"/>
                 <w:rtl w:val="0"/>
               </w:rPr>
+              <w:t>John</w:t>
             </w:r>
           </w:p>
         </w:tc>
@@ -1810,6 +1821,7 @@
                 <w:sz w:val="22"/>
                 <w:rtl w:val="0"/>
               </w:rPr>
+              <w:t>0412345678</w:t>
             </w:r>
           </w:p>
         </w:tc>

--- a/app/forms/incident_form_filled.docx
+++ b/app/forms/incident_form_filled.docx
@@ -317,7 +317,7 @@
                 <w:sz w:val="22"/>
                 <w:rtl w:val="0"/>
               </w:rPr>
-              <w:t>2026-02-20</w:t>
+              <w:t>2026-02-19</w:t>
             </w:r>
           </w:p>
         </w:tc>
@@ -349,7 +349,7 @@
                 <w:sz w:val="22"/>
                 <w:rtl w:val="0"/>
               </w:rPr>
-              <w:t>18:18</w:t>
+              <w:t>02:38</w:t>
             </w:r>
           </w:p>
         </w:tc>
@@ -392,7 +392,7 @@
                 <w:sz w:val="22"/>
                 <w:rtl w:val="0"/>
               </w:rPr>
-              <w:t>2026-02-20</w:t>
+              <w:t>2026-02-19</w:t>
             </w:r>
             <w:r>
               <w:rPr>
@@ -429,7 +429,7 @@
                 <w:sz w:val="22"/>
                 <w:rtl w:val="0"/>
               </w:rPr>
-              <w:t>18:12</w:t>
+              <w:t>10:38</w:t>
             </w:r>
           </w:p>
         </w:tc>
@@ -478,7 +478,7 @@
                 <w:sz w:val="22"/>
                 <w:rtl w:val="0"/>
               </w:rPr>
-              <w:t>Mia</w:t>
+              <w:t>Sophie</w:t>
             </w:r>
           </w:p>
         </w:tc>
@@ -615,7 +615,7 @@
                 <w:sz w:val="22"/>
                 <w:rtl w:val="0"/>
               </w:rPr>
-              <w:t>edde</w:t>
+              <w:t>Lululemon</w:t>
             </w:r>
           </w:p>
         </w:tc>
@@ -688,7 +688,7 @@
                 <w:sz w:val="22"/>
                 <w:rtl w:val="0"/>
               </w:rPr>
-              <w:t>Assault</w:t>
+              <w:t>N/A</w:t>
             </w:r>
           </w:p>
         </w:tc>
@@ -736,7 +736,7 @@
                 <w:sz w:val="22"/>
                 <w:rtl w:val="0"/>
               </w:rPr>
-              <w:t>Fire/Safety</w:t>
+              <w:t>N/A</w:t>
             </w:r>
           </w:p>
         </w:tc>
@@ -792,7 +792,7 @@
                 <w:szCs w:val="24"/>
                 <w:rtl w:val="0"/>
               </w:rPr>
-              <w:t>stolen theft</w:t>
+              <w:t>At a approximately 1400  a man entered Lululenob and stole a pari of pants worth $50.</w:t>
             </w:r>
           </w:p>
         </w:tc>
@@ -844,7 +844,7 @@
                 <w:sz w:val="22"/>
                 <w:rtl w:val="0"/>
               </w:rPr>
-              <w:t>Recovered</w:t>
+              <w:t>The items were recovered by security and police.</w:t>
             </w:r>
           </w:p>
         </w:tc>
@@ -973,7 +973,7 @@
                     <a:graphicData uri="http://schemas.openxmlformats.org/drawingml/2006/picture">
                       <pic:pic>
                         <pic:nvPicPr>
-                          <pic:cNvPr id="0" name="Licence_Status_Pending.png"/>
+                          <pic:cNvPr id="0" name="code-page.png"/>
                           <pic:cNvPicPr/>
                         </pic:nvPicPr>
                         <pic:blipFill>
@@ -1163,7 +1163,7 @@
                 <w:sz w:val="22"/>
                 <w:rtl w:val="0"/>
               </w:rPr>
-              <w:t>18:18</w:t>
+              <w:t>02:40</w:t>
             </w:r>
           </w:p>
         </w:tc>
@@ -1218,7 +1218,7 @@
                 <w:sz w:val="22"/>
                 <w:rtl w:val="0"/>
               </w:rPr>
-              <w:t>18:18</w:t>
+              <w:t>03:40</w:t>
             </w:r>
           </w:p>
         </w:tc>
@@ -1357,7 +1357,7 @@
                 <w:sz w:val="22"/>
                 <w:rtl w:val="0"/>
               </w:rPr>
-              <w:t>Michael</w:t>
+              <w:t>John Lucas - 1233432</w:t>
             </w:r>
           </w:p>
         </w:tc>
@@ -1480,7 +1480,7 @@
                 <w:sz w:val="22"/>
                 <w:rtl w:val="0"/>
               </w:rPr>
-              <w:t>Employee</w:t>
+              <w:t>Tenant</w:t>
             </w:r>
             <w:r>
               <w:rPr>
@@ -1539,7 +1539,7 @@
                 <w:sz w:val="22"/>
                 <w:rtl w:val="0"/>
               </w:rPr>
-              <w:t>John</w:t>
+              <w:t>Sophie Jackson</w:t>
             </w:r>
           </w:p>
         </w:tc>
@@ -1588,6 +1588,7 @@
                 <w:sz w:val="22"/>
                 <w:rtl w:val="0"/>
               </w:rPr>
+              <w:t>2026-02-18</w:t>
             </w:r>
           </w:p>
         </w:tc>
@@ -1631,6 +1632,7 @@
                 <w:sz w:val="22"/>
                 <w:rtl w:val="0"/>
               </w:rPr>
+              <w:t>23</w:t>
             </w:r>
           </w:p>
         </w:tc>
@@ -1681,7 +1683,7 @@
                 <w:sz w:val="22"/>
                 <w:rtl w:val="0"/>
               </w:rPr>
-              <w:t xml:space="preserve"> </w:t>
+              <w:t xml:space="preserve"> Dog street</w:t>
             </w:r>
           </w:p>
         </w:tc>
@@ -1725,7 +1727,7 @@
                 <w:sz w:val="22"/>
                 <w:rtl w:val="0"/>
               </w:rPr>
-              <w:t xml:space="preserve"> </w:t>
+              <w:t xml:space="preserve"> Yolo</w:t>
             </w:r>
           </w:p>
         </w:tc>
@@ -1770,6 +1772,7 @@
                 <w:sz w:val="22"/>
                 <w:rtl w:val="0"/>
               </w:rPr>
+              <w:t>2013</w:t>
             </w:r>
           </w:p>
         </w:tc>
@@ -1821,7 +1824,7 @@
                 <w:sz w:val="22"/>
                 <w:rtl w:val="0"/>
               </w:rPr>
-              <w:t>0412345678</w:t>
+              <w:t>04221232</w:t>
             </w:r>
           </w:p>
         </w:tc>
@@ -1867,6 +1870,7 @@
                 <w:sz w:val="22"/>
                 <w:rtl w:val="0"/>
               </w:rPr>
+              <w:t>04233223</w:t>
             </w:r>
           </w:p>
         </w:tc>
@@ -1989,6 +1993,7 @@
                 <w:sz w:val="22"/>
                 <w:rtl w:val="0"/>
               </w:rPr>
+              <w:t>Employee</w:t>
             </w:r>
             <w:r>
               <w:rPr>
@@ -2047,6 +2052,7 @@
                 <w:sz w:val="22"/>
                 <w:rtl w:val="0"/>
               </w:rPr>
+              <w:t>Emily Jordan</w:t>
             </w:r>
           </w:p>
         </w:tc>
@@ -2095,6 +2101,7 @@
                 <w:sz w:val="22"/>
                 <w:rtl w:val="0"/>
               </w:rPr>
+              <w:t>2026-02-26</w:t>
             </w:r>
           </w:p>
         </w:tc>
@@ -2138,6 +2145,7 @@
                 <w:sz w:val="22"/>
                 <w:rtl w:val="0"/>
               </w:rPr>
+              <w:t>32</w:t>
             </w:r>
           </w:p>
         </w:tc>
@@ -2188,6 +2196,7 @@
                 <w:sz w:val="22"/>
                 <w:rtl w:val="0"/>
               </w:rPr>
+              <w:t>India road</w:t>
             </w:r>
           </w:p>
         </w:tc>
@@ -2231,6 +2240,7 @@
                 <w:sz w:val="22"/>
                 <w:rtl w:val="0"/>
               </w:rPr>
+              <w:t>dance</w:t>
             </w:r>
           </w:p>
         </w:tc>
@@ -2275,6 +2285,7 @@
                 <w:sz w:val="22"/>
                 <w:rtl w:val="0"/>
               </w:rPr>
+              <w:t>1021</w:t>
             </w:r>
           </w:p>
         </w:tc>
@@ -2326,6 +2337,7 @@
                 <w:sz w:val="22"/>
                 <w:rtl w:val="0"/>
               </w:rPr>
+              <w:t>04122232</w:t>
             </w:r>
           </w:p>
         </w:tc>
@@ -2371,6 +2383,7 @@
                 <w:sz w:val="22"/>
                 <w:rtl w:val="0"/>
               </w:rPr>
+              <w:t>0423233</w:t>
             </w:r>
           </w:p>
         </w:tc>

--- a/app/forms/incident_form_filled.docx
+++ b/app/forms/incident_form_filled.docx
@@ -317,7 +317,7 @@
                 <w:sz w:val="22"/>
                 <w:rtl w:val="0"/>
               </w:rPr>
-              <w:t>2026-02-19</w:t>
+              <w:t>2026-02-21</w:t>
             </w:r>
           </w:p>
         </w:tc>
@@ -349,7 +349,6 @@
                 <w:sz w:val="22"/>
                 <w:rtl w:val="0"/>
               </w:rPr>
-              <w:t>02:38</w:t>
             </w:r>
           </w:p>
         </w:tc>
@@ -392,7 +391,7 @@
                 <w:sz w:val="22"/>
                 <w:rtl w:val="0"/>
               </w:rPr>
-              <w:t>2026-02-19</w:t>
+              <w:t>2026-02-21</w:t>
             </w:r>
             <w:r>
               <w:rPr>
@@ -429,7 +428,7 @@
                 <w:sz w:val="22"/>
                 <w:rtl w:val="0"/>
               </w:rPr>
-              <w:t>10:38</w:t>
+              <w:t>16:32</w:t>
             </w:r>
           </w:p>
         </w:tc>
@@ -478,7 +477,6 @@
                 <w:sz w:val="22"/>
                 <w:rtl w:val="0"/>
               </w:rPr>
-              <w:t>Sophie</w:t>
             </w:r>
           </w:p>
         </w:tc>
@@ -615,7 +613,6 @@
                 <w:sz w:val="22"/>
                 <w:rtl w:val="0"/>
               </w:rPr>
-              <w:t>Lululemon</w:t>
             </w:r>
           </w:p>
         </w:tc>
@@ -792,7 +789,6 @@
                 <w:szCs w:val="24"/>
                 <w:rtl w:val="0"/>
               </w:rPr>
-              <w:t>At a approximately 1400  a man entered Lululenob and stole a pari of pants worth $50.</w:t>
             </w:r>
           </w:p>
         </w:tc>
@@ -844,7 +840,6 @@
                 <w:sz w:val="22"/>
                 <w:rtl w:val="0"/>
               </w:rPr>
-              <w:t>The items were recovered by security and police.</w:t>
             </w:r>
           </w:p>
         </w:tc>
@@ -960,40 +955,18 @@
             <w:vAlign w:val="center"/>
           </w:tcPr>
           <w:p>
-            <w:r/>
-            <w:r>
-              <w:drawing>
-                <wp:inline>
-                  <wp:extent cx="2743200" cy="2743200"/>
-                  <wp:docPr id="1197595513" name="Picture 1197595513"/>
-                  <wp:cNvGraphicFramePr>
-                    <a:graphicFrameLocks noChangeAspect="1"/>
-                  </wp:cNvGraphicFramePr>
-                  <a:graphic>
-                    <a:graphicData uri="http://schemas.openxmlformats.org/drawingml/2006/picture">
-                      <pic:pic>
-                        <pic:nvPicPr>
-                          <pic:cNvPr id="0" name="code-page.png"/>
-                          <pic:cNvPicPr/>
-                        </pic:nvPicPr>
-                        <pic:blipFill>
-                          <a:blip r:embed="rId11"/>
-                          <a:stretch>
-                            <a:fillRect/>
-                          </a:stretch>
-                        </pic:blipFill>
-                        <pic:spPr>
-                          <a:xfrm>
-                            <a:off x="0" y="0"/>
-                            <a:ext cx="2743200" cy="2743200"/>
-                          </a:xfrm>
-                          <a:prstGeom prst="rect"/>
-                        </pic:spPr>
-                      </pic:pic>
-                    </a:graphicData>
-                  </a:graphic>
-                </wp:inline>
-              </w:drawing>
+            <w:pPr>
+              <w:tabs>
+                <w:tab w:val="left" w:leader="none" w:pos="5370"/>
+              </w:tabs>
+              <w:jc w:val="center"/>
+              <w:rPr/>
+            </w:pPr>
+            <w:r>
+              <w:rPr>
+                <w:rtl w:val="0"/>
+              </w:rPr>
+              <w:t xml:space="preserve">{{photo}}</w:t>
             </w:r>
           </w:p>
         </w:tc>
@@ -1131,7 +1104,7 @@
                 <w:sz w:val="22"/>
                 <w:rtl w:val="0"/>
               </w:rPr>
-              <w:t>YES</w:t>
+              <w:t>NO</w:t>
             </w:r>
           </w:p>
         </w:tc>
@@ -1163,7 +1136,6 @@
                 <w:sz w:val="22"/>
                 <w:rtl w:val="0"/>
               </w:rPr>
-              <w:t>02:40</w:t>
             </w:r>
           </w:p>
         </w:tc>
@@ -1218,7 +1190,6 @@
                 <w:sz w:val="22"/>
                 <w:rtl w:val="0"/>
               </w:rPr>
-              <w:t>03:40</w:t>
             </w:r>
           </w:p>
         </w:tc>
@@ -1287,7 +1258,6 @@
                 <w:sz w:val="22"/>
                 <w:rtl w:val="0"/>
               </w:rPr>
-              <w:t>CBD</w:t>
             </w:r>
           </w:p>
         </w:tc>
@@ -1357,7 +1327,6 @@
                 <w:sz w:val="22"/>
                 <w:rtl w:val="0"/>
               </w:rPr>
-              <w:t>John Lucas - 1233432</w:t>
             </w:r>
           </w:p>
         </w:tc>
@@ -1480,7 +1449,6 @@
                 <w:sz w:val="22"/>
                 <w:rtl w:val="0"/>
               </w:rPr>
-              <w:t>Tenant</w:t>
             </w:r>
             <w:r>
               <w:rPr>
@@ -1539,7 +1507,6 @@
                 <w:sz w:val="22"/>
                 <w:rtl w:val="0"/>
               </w:rPr>
-              <w:t>Sophie Jackson</w:t>
             </w:r>
           </w:p>
         </w:tc>
@@ -1588,7 +1555,6 @@
                 <w:sz w:val="22"/>
                 <w:rtl w:val="0"/>
               </w:rPr>
-              <w:t>2026-02-18</w:t>
             </w:r>
           </w:p>
         </w:tc>
@@ -1632,7 +1598,6 @@
                 <w:sz w:val="22"/>
                 <w:rtl w:val="0"/>
               </w:rPr>
-              <w:t>23</w:t>
             </w:r>
           </w:p>
         </w:tc>
@@ -1683,7 +1648,7 @@
                 <w:sz w:val="22"/>
                 <w:rtl w:val="0"/>
               </w:rPr>
-              <w:t xml:space="preserve"> Dog street</w:t>
+              <w:t xml:space="preserve"> </w:t>
             </w:r>
           </w:p>
         </w:tc>
@@ -1727,7 +1692,7 @@
                 <w:sz w:val="22"/>
                 <w:rtl w:val="0"/>
               </w:rPr>
-              <w:t xml:space="preserve"> Yolo</w:t>
+              <w:t xml:space="preserve"> </w:t>
             </w:r>
           </w:p>
         </w:tc>
@@ -1772,7 +1737,6 @@
                 <w:sz w:val="22"/>
                 <w:rtl w:val="0"/>
               </w:rPr>
-              <w:t>2013</w:t>
             </w:r>
           </w:p>
         </w:tc>
@@ -1824,7 +1788,6 @@
                 <w:sz w:val="22"/>
                 <w:rtl w:val="0"/>
               </w:rPr>
-              <w:t>04221232</w:t>
             </w:r>
           </w:p>
         </w:tc>
@@ -1870,7 +1833,6 @@
                 <w:sz w:val="22"/>
                 <w:rtl w:val="0"/>
               </w:rPr>
-              <w:t>04233223</w:t>
             </w:r>
           </w:p>
         </w:tc>
@@ -1993,7 +1955,6 @@
                 <w:sz w:val="22"/>
                 <w:rtl w:val="0"/>
               </w:rPr>
-              <w:t>Employee</w:t>
             </w:r>
             <w:r>
               <w:rPr>
@@ -2052,7 +2013,6 @@
                 <w:sz w:val="22"/>
                 <w:rtl w:val="0"/>
               </w:rPr>
-              <w:t>Emily Jordan</w:t>
             </w:r>
           </w:p>
         </w:tc>
@@ -2101,7 +2061,6 @@
                 <w:sz w:val="22"/>
                 <w:rtl w:val="0"/>
               </w:rPr>
-              <w:t>2026-02-26</w:t>
             </w:r>
           </w:p>
         </w:tc>
@@ -2145,7 +2104,6 @@
                 <w:sz w:val="22"/>
                 <w:rtl w:val="0"/>
               </w:rPr>
-              <w:t>32</w:t>
             </w:r>
           </w:p>
         </w:tc>
@@ -2196,7 +2154,6 @@
                 <w:sz w:val="22"/>
                 <w:rtl w:val="0"/>
               </w:rPr>
-              <w:t>India road</w:t>
             </w:r>
           </w:p>
         </w:tc>
@@ -2240,7 +2197,6 @@
                 <w:sz w:val="22"/>
                 <w:rtl w:val="0"/>
               </w:rPr>
-              <w:t>dance</w:t>
             </w:r>
           </w:p>
         </w:tc>
@@ -2285,7 +2241,6 @@
                 <w:sz w:val="22"/>
                 <w:rtl w:val="0"/>
               </w:rPr>
-              <w:t>1021</w:t>
             </w:r>
           </w:p>
         </w:tc>
@@ -2337,7 +2292,6 @@
                 <w:sz w:val="22"/>
                 <w:rtl w:val="0"/>
               </w:rPr>
-              <w:t>04122232</w:t>
             </w:r>
           </w:p>
         </w:tc>
@@ -2383,7 +2337,6 @@
                 <w:sz w:val="22"/>
                 <w:rtl w:val="0"/>
               </w:rPr>
-              <w:t>0423233</w:t>
             </w:r>
           </w:p>
         </w:tc>

--- a/app/forms/incident_form_filled.docx
+++ b/app/forms/incident_form_filled.docx
@@ -317,7 +317,7 @@
                 <w:sz w:val="22"/>
                 <w:rtl w:val="0"/>
               </w:rPr>
-              <w:t>2026-02-21</w:t>
+              <w:t>2026-02-25</w:t>
             </w:r>
           </w:p>
         </w:tc>
@@ -391,7 +391,7 @@
                 <w:sz w:val="22"/>
                 <w:rtl w:val="0"/>
               </w:rPr>
-              <w:t>2026-02-21</w:t>
+              <w:t>2026-02-25</w:t>
             </w:r>
             <w:r>
               <w:rPr>
@@ -428,7 +428,7 @@
                 <w:sz w:val="22"/>
                 <w:rtl w:val="0"/>
               </w:rPr>
-              <w:t>16:32</w:t>
+              <w:t>15:06</w:t>
             </w:r>
           </w:p>
         </w:tc>
@@ -955,18 +955,40 @@
             <w:vAlign w:val="center"/>
           </w:tcPr>
           <w:p>
-            <w:pPr>
-              <w:tabs>
-                <w:tab w:val="left" w:leader="none" w:pos="5370"/>
-              </w:tabs>
-              <w:jc w:val="center"/>
-              <w:rPr/>
-            </w:pPr>
-            <w:r>
-              <w:rPr>
-                <w:rtl w:val="0"/>
-              </w:rPr>
-              <w:t xml:space="preserve">{{photo}}</w:t>
+            <w:r/>
+            <w:r>
+              <w:drawing>
+                <wp:inline>
+                  <wp:extent cx="2743200" cy="2743200"/>
+                  <wp:docPr id="1197595513" name="Picture 1197595513"/>
+                  <wp:cNvGraphicFramePr>
+                    <a:graphicFrameLocks noChangeAspect="1"/>
+                  </wp:cNvGraphicFramePr>
+                  <a:graphic>
+                    <a:graphicData uri="http://schemas.openxmlformats.org/drawingml/2006/picture">
+                      <pic:pic>
+                        <pic:nvPicPr>
+                          <pic:cNvPr id="0" name="Licence_Status_Pending.png"/>
+                          <pic:cNvPicPr/>
+                        </pic:nvPicPr>
+                        <pic:blipFill>
+                          <a:blip r:embed="rId11"/>
+                          <a:stretch>
+                            <a:fillRect/>
+                          </a:stretch>
+                        </pic:blipFill>
+                        <pic:spPr>
+                          <a:xfrm>
+                            <a:off x="0" y="0"/>
+                            <a:ext cx="2743200" cy="2743200"/>
+                          </a:xfrm>
+                          <a:prstGeom prst="rect"/>
+                        </pic:spPr>
+                      </pic:pic>
+                    </a:graphicData>
+                  </a:graphic>
+                </wp:inline>
+              </w:drawing>
             </w:r>
           </w:p>
         </w:tc>

--- a/app/forms/incident_form_filled.docx
+++ b/app/forms/incident_form_filled.docx
@@ -317,7 +317,7 @@
                 <w:sz w:val="22"/>
                 <w:rtl w:val="0"/>
               </w:rPr>
-              <w:t>2026-02-25</w:t>
+              <w:t>2026-02-26</w:t>
             </w:r>
           </w:p>
         </w:tc>
@@ -391,7 +391,7 @@
                 <w:sz w:val="22"/>
                 <w:rtl w:val="0"/>
               </w:rPr>
-              <w:t>2026-02-25</w:t>
+              <w:t>2026-02-26</w:t>
             </w:r>
             <w:r>
               <w:rPr>
@@ -428,7 +428,7 @@
                 <w:sz w:val="22"/>
                 <w:rtl w:val="0"/>
               </w:rPr>
-              <w:t>15:06</w:t>
+              <w:t>18:10</w:t>
             </w:r>
           </w:p>
         </w:tc>
@@ -955,40 +955,18 @@
             <w:vAlign w:val="center"/>
           </w:tcPr>
           <w:p>
-            <w:r/>
-            <w:r>
-              <w:drawing>
-                <wp:inline>
-                  <wp:extent cx="2743200" cy="2743200"/>
-                  <wp:docPr id="1197595513" name="Picture 1197595513"/>
-                  <wp:cNvGraphicFramePr>
-                    <a:graphicFrameLocks noChangeAspect="1"/>
-                  </wp:cNvGraphicFramePr>
-                  <a:graphic>
-                    <a:graphicData uri="http://schemas.openxmlformats.org/drawingml/2006/picture">
-                      <pic:pic>
-                        <pic:nvPicPr>
-                          <pic:cNvPr id="0" name="Licence_Status_Pending.png"/>
-                          <pic:cNvPicPr/>
-                        </pic:nvPicPr>
-                        <pic:blipFill>
-                          <a:blip r:embed="rId11"/>
-                          <a:stretch>
-                            <a:fillRect/>
-                          </a:stretch>
-                        </pic:blipFill>
-                        <pic:spPr>
-                          <a:xfrm>
-                            <a:off x="0" y="0"/>
-                            <a:ext cx="2743200" cy="2743200"/>
-                          </a:xfrm>
-                          <a:prstGeom prst="rect"/>
-                        </pic:spPr>
-                      </pic:pic>
-                    </a:graphicData>
-                  </a:graphic>
-                </wp:inline>
-              </w:drawing>
+            <w:pPr>
+              <w:tabs>
+                <w:tab w:val="left" w:leader="none" w:pos="5370"/>
+              </w:tabs>
+              <w:jc w:val="center"/>
+              <w:rPr/>
+            </w:pPr>
+            <w:r>
+              <w:rPr>
+                <w:rtl w:val="0"/>
+              </w:rPr>
+              <w:t xml:space="preserve">{{photo}}</w:t>
             </w:r>
           </w:p>
         </w:tc>

--- a/app/forms/incident_form_filled.docx
+++ b/app/forms/incident_form_filled.docx
@@ -196,7 +196,6 @@
               <w:spacing w:line="324.00000000000006" w:lineRule="auto"/>
               <w:rPr>
                 <w:rFonts w:ascii="Courier New" w:cs="Courier New" w:eastAsia="Courier New" w:hAnsi="Courier New"/>
-                <w:color w:val="001080"/>
                 <w:sz w:val="20"/>
                 <w:szCs w:val="20"/>
               </w:rPr>
@@ -204,7 +203,6 @@
             <w:r>
               <w:rPr>
                 <w:rFonts w:ascii="Calibri" w:cs="Courier New" w:eastAsia="Calibri" w:hAnsi="Calibri"/>
-                <w:color w:val="001080"/>
                 <w:sz w:val="22"/>
                 <w:szCs w:val="20"/>
                 <w:rtl w:val="0"/>
@@ -317,7 +315,7 @@
                 <w:sz w:val="22"/>
                 <w:rtl w:val="0"/>
               </w:rPr>
-              <w:t>2026-02-26</w:t>
+              <w:t>2026-03-02</w:t>
             </w:r>
           </w:p>
         </w:tc>
@@ -391,7 +389,7 @@
                 <w:sz w:val="22"/>
                 <w:rtl w:val="0"/>
               </w:rPr>
-              <w:t>2026-02-26</w:t>
+              <w:t>2026-03-02</w:t>
             </w:r>
             <w:r>
               <w:rPr>
@@ -428,7 +426,7 @@
                 <w:sz w:val="22"/>
                 <w:rtl w:val="0"/>
               </w:rPr>
-              <w:t>18:10</w:t>
+              <w:t>15:53</w:t>
             </w:r>
           </w:p>
         </w:tc>
